--- a/02 CS Standards/CS-005 CNC Machining of Tooling Board (ShopSabre).docx
+++ b/02 CS Standards/CS-005 CNC Machining of Tooling Board (ShopSabre).docx
@@ -119,7 +119,7 @@
               <w:rPr>
                 <w:sz w:val="19"/>
               </w:rPr>
-              <w:t>C</w:t>
+              <w:t>D</w:t>
             </w:r>
           </w:p>
         </w:tc>
@@ -177,7 +177,7 @@
               <w:rPr>
                 <w:sz w:val="19"/>
               </w:rPr>
-              <w:t>2026-07-28</w:t>
+              <w:t>2026-08-03</w:t>
             </w:r>
           </w:p>
         </w:tc>
@@ -665,6 +665,60 @@
                 <w:sz w:val="19"/>
               </w:rPr>
               <w:t>. Language pass (fewer em dashes, less decorative bold).</w:t>
+            </w:r>
+          </w:p>
+        </w:tc>
+      </w:tr>
+      <w:tr>
+        <w:tc>
+          <w:tcPr>
+            <w:tcW w:type="dxa" w:w="2412"/>
+          </w:tcPr>
+          <w:p>
+            <w:r>
+              <w:rPr>
+                <w:sz w:val="19"/>
+              </w:rPr>
+              <w:t>D</w:t>
+            </w:r>
+          </w:p>
+        </w:tc>
+        <w:tc>
+          <w:tcPr>
+            <w:tcW w:type="dxa" w:w="2412"/>
+          </w:tcPr>
+          <w:p>
+            <w:r>
+              <w:rPr>
+                <w:sz w:val="19"/>
+              </w:rPr>
+              <w:t>2026-08-03</w:t>
+            </w:r>
+          </w:p>
+        </w:tc>
+        <w:tc>
+          <w:tcPr>
+            <w:tcW w:type="dxa" w:w="2412"/>
+          </w:tcPr>
+          <w:p>
+            <w:r>
+              <w:rPr>
+                <w:sz w:val="19"/>
+              </w:rPr>
+              <w:t>Claude</w:t>
+            </w:r>
+          </w:p>
+        </w:tc>
+        <w:tc>
+          <w:tcPr>
+            <w:tcW w:type="dxa" w:w="2412"/>
+          </w:tcPr>
+          <w:p>
+            <w:r>
+              <w:rPr>
+                <w:sz w:val="19"/>
+              </w:rPr>
+              <w:t>§7.5 now engraves the mold ID on the back face before releasing the vacuum, while the setup still exists. This is the record of record (CS-001 §7.4).</w:t>
             </w:r>
           </w:p>
         </w:tc>
@@ -1726,7 +1780,44 @@
         <w:pStyle w:val="ListNumber"/>
       </w:pPr>
       <w:r>
-        <w:t>Mold goes to cleaning + sealing per CS-004; update the WO mold location.</w:t>
+        <w:rPr>
+          <w:b/>
+        </w:rPr>
+        <w:t>Engrave the mold ID on the back face before releasing the vacuum</w:t>
+      </w:r>
+      <w:r>
+        <w:t>: 6 mm cap height, 1.0 mm deep, single-line font, 3.175 mm ball or 90° V-bit. The machine is set up and the part is fixtured, so it costs about 90 seconds.</w:t>
+      </w:r>
+    </w:p>
+    <w:p>
+      <w:pPr>
+        <w:pStyle w:val="ListNumber"/>
+      </w:pPr>
+      <w:r>
+        <w:t>Mold goes to cleaning and sealing per CS-004; update the mold record's location.</w:t>
+      </w:r>
+    </w:p>
+    <w:p>
+      <w:pPr>
+        <w:ind w:left="432"/>
+      </w:pPr>
+      <w:r>
+        <w:rPr>
+          <w:b/>
+        </w:rPr>
+        <w:t xml:space="preserve">⚠ CAUTION: </w:t>
+      </w:r>
+      <w:r>
+        <w:t xml:space="preserve">The engraving is the </w:t>
+      </w:r>
+      <w:r>
+        <w:rPr>
+          <w:b/>
+        </w:rPr>
+        <w:t>record of record</w:t>
+      </w:r>
+      <w:r>
+        <w:t xml:space="preserve"> (CS-001 §7.4). It survives IPA, acetone, four coats of wax, PVA, sanding, the printed label falling off, and the label printer being broken. Every other way a mold is identified is a convenience wrapped around this one, which is why it is cut while the setup still exists rather than "later".</w:t>
       </w:r>
     </w:p>
     <w:p>

--- a/02 CS Standards/CS-005 CNC Machining of Tooling Board (ShopSabre).docx
+++ b/02 CS Standards/CS-005 CNC Machining of Tooling Board (ShopSabre).docx
@@ -119,7 +119,7 @@
               <w:rPr>
                 <w:sz w:val="19"/>
               </w:rPr>
-              <w:t>D</w:t>
+              <w:t>E</w:t>
             </w:r>
           </w:p>
         </w:tc>
@@ -177,7 +177,7 @@
               <w:rPr>
                 <w:sz w:val="19"/>
               </w:rPr>
-              <w:t>2026-08-03</w:t>
+              <w:t>2026-08-28</w:t>
             </w:r>
           </w:p>
         </w:tc>
@@ -723,6 +723,60 @@
           </w:p>
         </w:tc>
       </w:tr>
+      <w:tr>
+        <w:tc>
+          <w:tcPr>
+            <w:tcW w:type="dxa" w:w="2412"/>
+          </w:tcPr>
+          <w:p>
+            <w:r>
+              <w:rPr>
+                <w:sz w:val="19"/>
+              </w:rPr>
+              <w:t>E</w:t>
+            </w:r>
+          </w:p>
+        </w:tc>
+        <w:tc>
+          <w:tcPr>
+            <w:tcW w:type="dxa" w:w="2412"/>
+          </w:tcPr>
+          <w:p>
+            <w:r>
+              <w:rPr>
+                <w:sz w:val="19"/>
+              </w:rPr>
+              <w:t>2026-08-28</w:t>
+            </w:r>
+          </w:p>
+        </w:tc>
+        <w:tc>
+          <w:tcPr>
+            <w:tcW w:type="dxa" w:w="2412"/>
+          </w:tcPr>
+          <w:p>
+            <w:r>
+              <w:rPr>
+                <w:sz w:val="19"/>
+              </w:rPr>
+              <w:t>Claude</w:t>
+            </w:r>
+          </w:p>
+        </w:tc>
+        <w:tc>
+          <w:tcPr>
+            <w:tcW w:type="dxa" w:w="2412"/>
+          </w:tcPr>
+          <w:p>
+            <w:r>
+              <w:rPr>
+                <w:sz w:val="19"/>
+              </w:rPr>
+              <w:t>Engineering pass (CS-000 Rev C conventions). Figure 1 draws the Z-zero rule right and wrong; it replaces the photo placeholder, which showed the same thing less clearly. No rule changed.</w:t>
+            </w:r>
+          </w:p>
+        </w:tc>
+      </w:tr>
     </w:tbl>
     <w:p/>
     <w:p>
@@ -916,7 +970,7 @@
               <w:rPr>
                 <w:sz w:val="19"/>
               </w:rPr>
-              <w:t>shopsabre.com product pages, accessed 2026-07. Re-checked 2026-07-28: the current IS-A 510 page quotes a 75″×125″ table and 12″ Z clearance / 16″ Z travel, which doesn't line up cleanly with the 65.5″×122″ / 6″ / 14″ figures below. Treat both as generic spec-sheet numbers, not a measurement of RFS's specific machine with its actual tooling stickout — confirm the real numbers on the placard before trusting either source over field experience</w:t>
+              <w:t>shopsabre.com product pages, accessed 2026-07. Re-checked 2026-07-28: the current IS-A 510 page quotes a 75″×125″ table and 12″ Z clearance / 16″ Z travel, which doesn't line up cleanly with the 65.5″×122″ / 6″ / 14″ figures below. Treat both as generic spec-sheet numbers, not a measurement of RFS's specific machine with its actual tooling stickout; confirm the real numbers on the placard before trusting either source over field experience</w:t>
             </w:r>
           </w:p>
         </w:tc>
@@ -1072,7 +1126,7 @@
         <w:t>HOT</w:t>
       </w:r>
       <w:r>
-        <w:t xml:space="preserve"> — RFS hands-on-training sign-off; required before you run the machine on your own.</w:t>
+        <w:t>: RFS hands-on-training sign-off; required before you run the machine on your own.</w:t>
       </w:r>
     </w:p>
     <w:p>
@@ -1086,7 +1140,7 @@
         <w:t>Certified operator</w:t>
       </w:r>
       <w:r>
-        <w:t xml:space="preserve"> — did the RFS ShopSabre training doc + HOT. End-of-SN5 list: Ansh, Simon, Kina, Nico, Nick, Justin, Sam, Alvin, Ernesto. Treat that list as a historical snapshot, not a current roster: nothing in this repo tracks HOT status, and it's already out of step with the only other named-individual record we have (2026-07-28 check: </w:t>
+        <w:t xml:space="preserve">: did the RFS ShopSabre training doc + HOT. End-of-SN5 list: Ansh, Simon, Kina, Nico, Nick, Justin, Sam, Alvin, Ernesto. Treat that list as a historical snapshot, not a current roster: nothing in this repo tracks HOT status, and it's already out of step with the only other named-individual record we have (2026-07-28 check: </w:t>
       </w:r>
       <w:r>
         <w:rPr>
@@ -1095,7 +1149,7 @@
         <w:t>sn5-work-orders.json</w:t>
       </w:r>
       <w:r>
-        <w:t xml:space="preserve">'s engineer fields name people, like Chuning, who aren't on this list at all — a WO engineer credit isn't the same thing as ShopSabre certification, so that's not a fix, just a flag). </w:t>
+        <w:t xml:space="preserve">'s engineer fields name people, like Chuning, who aren't on this list at all; a WO engineer credit isn't the same thing as ShopSabre certification, so that's not a fix, just a flag). </w:t>
       </w:r>
       <w:r>
         <w:rPr>
@@ -1118,7 +1172,7 @@
         <w:t>CAM review</w:t>
       </w:r>
       <w:r>
-        <w:t xml:space="preserve"> — Larry requires whoever is machining to have made their own CAM, and he reviews it before it runs. Build this into the schedule; it has saved us more than it has cost us.</w:t>
+        <w:t>: Larry requires whoever is machining to have made their own CAM, and he reviews it before it runs. Build this into the schedule; it has saved us more than it has cost us.</w:t>
       </w:r>
     </w:p>
     <w:p>
@@ -1132,7 +1186,7 @@
         <w:t>ATC</w:t>
       </w:r>
       <w:r>
-        <w:t xml:space="preserve"> — automatic tool changer. The machine swaps tools from its rack mid-program and measures each tool's length automatically, so tool changes don't need a manual re-zero.</w:t>
+        <w:t>: automatic tool changer. The machine swaps tools from its rack mid-program and measures each tool's length automatically, so tool changes don't need a manual re-zero.</w:t>
       </w:r>
     </w:p>
     <w:p>
@@ -1241,7 +1295,7 @@
               <w:rPr>
                 <w:sz w:val="19"/>
               </w:rPr>
-              <w:t>; Z travel 14″ (R2, field figures — not the current shopsabre.com spec page, see R2 note)</w:t>
+              <w:t>; Z travel 14″ (R2, field figures, not the current shopsabre.com spec page; see R2 note)</w:t>
             </w:r>
           </w:p>
         </w:tc>
@@ -1254,7 +1308,7 @@
               <w:rPr>
                 <w:sz w:val="19"/>
               </w:rPr>
-              <w:t>Full 5×10 sheets fit flat — no more sectioning sheet stock. Mold stacks taller than ~6″ still need splitting in CAD (CS-003 §7.1.6). The 6″ is what this team has actually gotten out of the machine with real tooling installed, which is the number that matters here, not a frame spec; confirm usable depth against your tool length before gluing a tall stack</w:t>
+              <w:t>Full 5×10 sheets fit flat: no more sectioning sheet stock. Mold stacks taller than ~6″ still need splitting in CAD (CS-003 §7.1.6). The 6″ is what this team has actually gotten out of the machine with real tooling installed, which is the number that matters here, not a frame spec; confirm usable depth against your tool length before gluing a tall stack</w:t>
             </w:r>
           </w:p>
         </w:tc>
@@ -1336,7 +1390,7 @@
               <w:rPr>
                 <w:sz w:val="19"/>
               </w:rPr>
-              <w:t>Tool offsets live in the controller's tool table — see 7.4</w:t>
+              <w:t>Tool offsets live in the controller's tool table; see 7.4</w:t>
             </w:r>
           </w:p>
         </w:tc>
@@ -1505,7 +1559,7 @@
         <w:t>starts</w:t>
       </w:r>
       <w:r>
-        <w:t xml:space="preserve"> (not when it finishes), put the machining time estimate on the WO and book the slot on the RFS/RSO site (R1). Our SN5 UT molds ran 0:17–6:16 each — CAM simulation gets you a real number.</w:t>
+        <w:t xml:space="preserve"> (not when it finishes), put the machining time estimate on the WO and book the slot on the RFS/RSO site (R1). Our SN5 UT molds ran 0:17–6:16 each; CAM simulation gets you a real number.</w:t>
       </w:r>
     </w:p>
     <w:p>
@@ -1521,7 +1575,7 @@
         <w:pStyle w:val="ListNumber"/>
       </w:pPr>
       <w:r>
-        <w:t>Booking-site quirks (as of spring 2026): multi-day and some short blocks fail — book day-by-day chunks and report bugs to Joey.</w:t>
+        <w:t>Booking-site quirks (as of spring 2026): multi-day and some short blocks fail: book day-by-day chunks and report bugs to Joey.</w:t>
       </w:r>
     </w:p>
     <w:p>
@@ -1567,7 +1621,7 @@
         <w:pStyle w:val="ListNumber"/>
       </w:pPr>
       <w:r>
-        <w:t>Stock glued/cured per CS-003 §7.3 and labeled — and check the label is actually the job you booked.</w:t>
+        <w:t>Stock glued/cured per CS-003 §7.3 and labeled, and check the label is actually the job you booked.</w:t>
       </w:r>
     </w:p>
     <w:p>
@@ -1621,7 +1675,7 @@
         <w:t>Zero Z once per job, from the top of the stock, at the highest point of the finished stack.</w:t>
       </w:r>
       <w:r>
-        <w:t xml:space="preserve"> Never the bed. (The Feb 2026 "it plunged into the part" incidents were zeroing mistakes on the old machine — the rule carries over.)</w:t>
+        <w:t xml:space="preserve"> Never the bed. (The Feb 2026 "it plunged into the part" incidents were zeroing mistakes on the old machine; the rule carries over.)</w:t>
       </w:r>
     </w:p>
     <w:p>
@@ -1635,7 +1689,7 @@
         <w:t>Tool changes are the ATC's job, not yours.</w:t>
       </w:r>
       <w:r>
-        <w:t xml:space="preserve"> The machine measures each tool's length and applies offsets from the tool table — there's no manual re-zero between tools. What that means for you:</w:t>
+        <w:t xml:space="preserve"> The machine measures each tool's length and applies offsets from the tool table: there's no manual re-zero between tools. What that means for you:</w:t>
       </w:r>
     </w:p>
     <w:p>
@@ -1689,42 +1743,61 @@
         <w:t xml:space="preserve">⚠ CAUTION: </w:t>
       </w:r>
       <w:r>
-        <w:t>Machine doing anything unexpected — stop first, figure it out second. A scrapped hour is cheaper than a scrapped mold stack.</w:t>
+        <w:t>Machine doing anything unexpected: stop first, figure it out second. A scrapped hour is cheaper than a scrapped mold stack.</w:t>
       </w:r>
     </w:p>
-    <w:tbl>
-      <w:tblPr>
-        <w:tblStyle w:val="TableGrid"/>
-        <w:tblW w:type="auto" w:w="0"/>
-        <w:tblLook w:firstColumn="1" w:firstRow="1" w:lastColumn="0" w:lastRow="0" w:noHBand="0" w:noVBand="1" w:val="04A0"/>
-      </w:tblPr>
-      <w:tblGrid>
-        <w:gridCol w:w="9648"/>
-      </w:tblGrid>
-      <w:tr>
-        <w:tc>
-          <w:tcPr>
-            <w:tcW w:type="dxa" w:w="9648"/>
-            <w:shd w:val="clear" w:fill="F2F2F2"/>
-          </w:tcPr>
-          <w:p>
-            <w:pPr>
-              <w:jc w:val="center"/>
-            </w:pPr>
-            <w:r>
-              <w:rPr>
-                <w:i/>
-                <w:color w:val="808080"/>
-              </w:rPr>
-              <w:br/>
-              <w:t>[ PHOTO: zeroing Z off the top of the glued stack; ATC rack in background ]</w:t>
-              <w:br/>
-              <w:br/>
-            </w:r>
-          </w:p>
-        </w:tc>
-      </w:tr>
-    </w:tbl>
+    <w:p>
+      <w:pPr>
+        <w:jc w:val="center"/>
+      </w:pPr>
+      <w:r>
+        <w:drawing>
+          <wp:inline xmlns:a="http://schemas.openxmlformats.org/drawingml/2006/main" xmlns:pic="http://schemas.openxmlformats.org/drawingml/2006/picture">
+            <wp:extent cx="5669280" cy="2448098"/>
+            <wp:docPr id="1" name="Picture 1"/>
+            <wp:cNvGraphicFramePr>
+              <a:graphicFrameLocks noChangeAspect="1"/>
+            </wp:cNvGraphicFramePr>
+            <a:graphic>
+              <a:graphicData uri="http://schemas.openxmlformats.org/drawingml/2006/picture">
+                <pic:pic>
+                  <pic:nvPicPr>
+                    <pic:cNvPr id="0" name="cs005-zzero.png"/>
+                    <pic:cNvPicPr/>
+                  </pic:nvPicPr>
+                  <pic:blipFill>
+                    <a:blip r:embed="rId9"/>
+                    <a:stretch>
+                      <a:fillRect/>
+                    </a:stretch>
+                  </pic:blipFill>
+                  <pic:spPr>
+                    <a:xfrm>
+                      <a:off x="0" y="0"/>
+                      <a:ext cx="5669280" cy="2448098"/>
+                    </a:xfrm>
+                    <a:prstGeom prst="rect"/>
+                  </pic:spPr>
+                </pic:pic>
+              </a:graphicData>
+            </a:graphic>
+          </wp:inline>
+        </w:drawing>
+      </w:r>
+    </w:p>
+    <w:p>
+      <w:pPr>
+        <w:jc w:val="center"/>
+      </w:pPr>
+      <w:r>
+        <w:rPr>
+          <w:i/>
+          <w:color w:val="505050"/>
+          <w:sz w:val="18"/>
+        </w:rPr>
+        <w:t>Figure 1. Z-zero, right and wrong. Left: touched off once per job at the highest point of the stock. Right: zeroed at the bed, where any error in assumed stack height is a plunge into the part.</w:t>
+      </w:r>
+    </w:p>
     <w:p/>
     <w:p>
       <w:pPr>
@@ -1764,7 +1837,7 @@
         <w:t>before</w:t>
       </w:r>
       <w:r>
-        <w:t xml:space="preserve"> releasing the vacuum — rework is easiest while the part is still located.</w:t>
+        <w:t xml:space="preserve"> releasing the vacuum; rework is easiest while the part is still located.</w:t>
       </w:r>
     </w:p>
     <w:p>
